--- a/docs/diagrams/Use-case detail-scenario/SS1/UC_SS1_NguyenThanhDat.docx
+++ b/docs/diagrams/Use-case detail-scenario/SS1/UC_SS1_NguyenThanhDat.docx
@@ -440,7 +440,7 @@
               <w:rPr>
                 <w:sz w:val="19"/>
               </w:rPr>
-              <w:t>Sinh viên tra cứu vị trí Hub (KTX, Ga Metro, Trường học), lọc xe theo dung lượng pin (SoC &gt; 20%), chọn loại xe (đạp/máy điện), xem ước tính chi phí thuê xe (dựa trên loại phương tiện và thời gian di chuyển dự kiến kèm chính sách ưu đãi cho sinh viên ĐHQG-HCM) và đặt giữ chỗ xe trong 15 phút.</w:t>
+              <w:t>Sinh viên tra cứu vị trí Hub (KTX, Ga Metro, Trường học), lọc xe theo dung lượng pin (SoC &gt; 20%), chọn loại xe (đạp/máy điện), xem ước tính chi phí thuê xe (dựa trên loại phương tiện và thời gian di chuyển dự kiến kèm chính sách ưu đãi cho sinh viên ĐHQG-HCM) và đặt giữ chỗ xe trong 15 phút. Khi đến Hub, sinh viên quét mã QR/PIN để nhận xe (Pick-up) chuyển sang IN_USE. Kết thúc hành trình, sinh viên trả xe (Return) tại Hub điểm đến để giải phóng phương tiện, cập nhật chỗ đỗ và quyết toán hóa đơn chuyến đi vào ví điện tử.</w:t>
             </w:r>
           </w:p>
         </w:tc>
@@ -575,16 +575,16 @@
               <w:rPr>
                 <w:sz w:val="19"/>
               </w:rPr>
-              <w:t>1. Trạng thái xe được chuyển từ AVAILABLE sang RESERVED trong st.session_state.</w:t>
+              <w:t>1. Trạng thái xe được chuyển từ AVAILABLE sang RESERVED khi đặt giữ chỗ và chuyển sang IN_USE khi nhận xe.</w:t>
               <w:br/>
               <w:br/>
-              <w:t xml:space="preserve">        2. Sinh viên nhận được Mã QR/PIN nhận xe kèm đồng hồ đếm ngược 15 phút.</w:t>
+              <w:t xml:space="preserve">        2. Sinh viên nhận được Mã QR/PIN nhận xe kèm đồng hồ đếm ngược 15 phút; ghi nhận giao dịch cọc/tạm tính ví điện tử.</w:t>
               <w:br/>
               <w:br/>
-              <w:t xml:space="preserve">        3. Dashboard tổng quan cập nhật giảm 01 xe khả dụng tại Hub tương ứng.</w:t>
+              <w:t xml:space="preserve">        3. Khi trả xe thành công: Xe chuyển về AVAILABLE tại Hub đích, số slot đỗ trống tại Hub đích được cập nhật, tài khoản ví được quyết toán chi phí chuyến đi chính thức và xuất hóa đơn điện tử.</w:t>
               <w:br/>
               <w:br/>
-              <w:t xml:space="preserve">        4. Ghi nhận giao dịch tạm tính / khấu trừ số dư ví điện tử sinh viên tương ứng với khoản cọc/phí thuê xe dự kiến.</w:t>
+              <w:t xml:space="preserve">        4. Dashboard tổng quan cập nhật chính xác số lượng xe và chỗ trống khả dụng tại cả Hub xuất phát và Hub đích.</w:t>
             </w:r>
           </w:p>
         </w:tc>
@@ -640,6 +640,12 @@
               <w:br/>
               <w:br/>
               <w:t xml:space="preserve">        5. Hệ thống hiển thị thông báo đặt xe thành công kèm mã QR/PIN nhận xe, biên nhận trừ tiền cọc/tạm tính và kích hoạt đồng hồ đếm ngược 15 phút.</w:t>
+              <w:br/>
+              <w:br/>
+              <w:t xml:space="preserve">        6. (Nhận xe): Sinh viên đến Hub, mở ứng dụng quét mã QR/PIN trên xe. Hệ thống xác thực mã trong hạn 15 phút, chuyển trạng thái xe sang IN_USE và bắt đầu tính thời gian di chuyển thực tế.</w:t>
+              <w:br/>
+              <w:br/>
+              <w:t xml:space="preserve">        7. (Trả xe &amp; Kết thúc): Sinh viên di chuyển đến Hub đích, cắm xe vào vị trí đỗ/trụ sạc và nhấn "Hoàn tất trả xe". Hệ thống cập nhật xe về AVAILABLE tại Hub đích, cập nhật số chỗ đỗ khả dụng tại Hub đích, tính tổng thời gian di chuyển, trừ phí thực tế (nếu vượt quá 30 phút miễn phí), hoàn trả phần tiền cọc còn lại vào ví điện tử và hiển thị hóa đơn điện tử (e-invoice).</w:t>
             </w:r>
           </w:p>
         </w:tc>
@@ -738,6 +744,9 @@
               <w:br/>
               <w:br/>
               <w:t xml:space="preserve">        Exception 3 (Số dư ví không đủ): Tại bước 4, nếu tài khoản/ví điện tử của sinh viên không đủ số dư tối thiểu để thanh toán khoản tiền cọc/tạm tính, hệ thống hiển thị thông báo lỗi "Số dư không đủ để thực hiện đặt xe", tạm dừng giao dịch giữ xe và yêu cầu sinh viên nạp thêm tiền vào ví.</w:t>
+              <w:br/>
+              <w:br/>
+              <w:t xml:space="preserve">        Exception 4 (Trả xe tại Hub đã hết chỗ đỗ): Tại bước 7, nếu Hub đích đã lấp đầy 100% chỗ đỗ (available_slots == 0), hệ thống hiển thị cảnh báo và tự động gợi ý Hub lân cận còn chỗ trống để sinh viên gửi xe.</w:t>
             </w:r>
           </w:p>
         </w:tc>

--- a/docs/diagrams/Use-case detail-scenario/SS1/UC_SS1_NguyenThanhDat.docx
+++ b/docs/diagrams/Use-case detail-scenario/SS1/UC_SS1_NguyenThanhDat.docx
@@ -46,7 +46,7 @@
           <w:color w:val="00539F"/>
           <w:sz w:val="26"/>
         </w:rPr>
-        <w:t>🔹 USE-CASE 1: Đặt xe điện dùng chung</w:t>
+        <w:t>🔹 USE-CASE 1: Đặt &amp; Nhận xe điện dùng chung</w:t>
       </w:r>
     </w:p>
     <w:tbl>
@@ -188,7 +188,7 @@
               <w:rPr>
                 <w:sz w:val="19"/>
               </w:rPr>
-              <w:t>UC_Dat_Xe_Dung_Chung</w:t>
+              <w:t>UC_Dat_Nhan_Xe (Đặt giữ chỗ &amp; Nhận xe điện dùng chung)</w:t>
             </w:r>
           </w:p>
         </w:tc>
@@ -397,7 +397,7 @@
               </w:rPr>
               <w:t>Primary: Sinh viên ĐHQG-HCM (Student End-User).</w:t>
               <w:br/>
-              <w:t>Secondary: Hệ thống IoT/Cảm biến xe, Bộ nhớ tạm In-memory (st.session_state), Cổng ví điện tử nội bộ.</w:t>
+              <w:t>Secondary: Cảm biến IoT xe/trạm, Khóa thông minh (Smart Lock), Ví điện tử nội bộ, Bộ nhớ tạm st.session_state.</w:t>
             </w:r>
           </w:p>
         </w:tc>
@@ -440,7 +440,7 @@
               <w:rPr>
                 <w:sz w:val="19"/>
               </w:rPr>
-              <w:t>Sinh viên tra cứu vị trí Hub (KTX, Ga Metro, Trường học), lọc xe theo dung lượng pin (SoC &gt; 20%), chọn loại xe (đạp/máy điện), xem ước tính chi phí thuê xe (dựa trên loại phương tiện và thời gian di chuyển dự kiến kèm chính sách ưu đãi cho sinh viên ĐHQG-HCM) và đặt giữ chỗ xe trong 15 phút. Khi đến Hub, sinh viên quét mã QR/PIN để nhận xe (Pick-up) chuyển sang IN_USE. Kết thúc hành trình, sinh viên trả xe (Return) tại Hub điểm đến để giải phóng phương tiện, cập nhật chỗ đỗ và quyết toán hóa đơn chuyến đi vào ví điện tử.</w:t>
+              <w:t>Sinh viên tra cứu vị trí Hub, lọc xe theo mức pin (SoC &gt; 20%), chọn loại xe, xem dự toán phí thuê, áp dụng mã ưu đãi voucher, đặt cọc giữ xe trong 15 phút qua ví điện tử. Khi đến Hub xuất phát, sinh viên quét mã QR/nhập mã PIN trên xe để Nhận xe (Pick-up), hệ thống xác thực và mở khóa xe, chuyển trạng thái sang IN_USE và bắt đầu tính thời gian hành trình.</w:t>
             </w:r>
           </w:p>
         </w:tc>
@@ -483,7 +483,7 @@
               <w:rPr>
                 <w:sz w:val="19"/>
               </w:rPr>
-              <w:t>Sinh viên nhấn nút "Đặt giữ xe" trên ứng dụng di động Streamlit Frontend.</w:t>
+              <w:t>Sinh viên mở ứng dụng Smart E-Mobility Hub, chọn Hub xuất phát và nhấn "Đặt giữ xe".</w:t>
             </w:r>
           </w:p>
         </w:tc>
@@ -526,13 +526,13 @@
               <w:rPr>
                 <w:sz w:val="19"/>
               </w:rPr>
-              <w:t>1. Sinh viên đã đăng nhập thành công vào ứng dụng Smart E-Mobility Hub.</w:t>
+              <w:t>1. Sinh viên đã đăng nhập tài khoản hợp lệ có liên kết Ví điện tử sinh viên.</w:t>
               <w:br/>
               <w:br/>
-              <w:t xml:space="preserve">        2. Hub được chọn còn ít nhất 01 phương tiện khả dụng ở trạng thái AVAILABLE.</w:t>
+              <w:t xml:space="preserve">        2. Hub xuất phát còn ít nhất 01 phương tiện khả dụng ở trạng thái AVAILABLE.</w:t>
               <w:br/>
               <w:br/>
-              <w:t xml:space="preserve">        3. Ví điện tử của sinh viên có số dư khả dụng tối thiểu đáp ứng khoản cọc giữ xe.</w:t>
+              <w:t xml:space="preserve">        3. Số dư ví điện tử của sinh viên ≥ số tiền cọc giữ chỗ tối thiểu theo quy định.</w:t>
             </w:r>
           </w:p>
         </w:tc>
@@ -575,16 +575,16 @@
               <w:rPr>
                 <w:sz w:val="19"/>
               </w:rPr>
-              <w:t>1. Trạng thái xe được chuyển từ AVAILABLE sang RESERVED khi đặt giữ chỗ và chuyển sang IN_USE khi nhận xe.</w:t>
+              <w:t>1. Khi cọc giữ chỗ: Xe chuyển sang RESERVED trong 15 phút, tài khoản ví tạm khóa tiền cọc giữ chỗ.</w:t>
               <w:br/>
               <w:br/>
-              <w:t xml:space="preserve">        2. Sinh viên nhận được Mã QR/PIN nhận xe kèm đồng hồ đếm ngược 15 phút; ghi nhận giao dịch cọc/tạm tính ví điện tử.</w:t>
+              <w:t xml:space="preserve">        2. Khi nhận xe thành công: Xe chuyển trạng thái sang IN_USE, khóa thông minh trên xe tự động mở chốt an toàn.</w:t>
               <w:br/>
               <w:br/>
-              <w:t xml:space="preserve">        3. Khi trả xe thành công: Xe chuyển về AVAILABLE tại Hub đích, số slot đỗ trống tại Hub đích được cập nhật, tài khoản ví được quyết toán chi phí chuyến đi chính thức và xuất hóa đơn điện tử.</w:t>
+              <w:t xml:space="preserve">        3. Đồng hồ đếm thời gian chuyến đi bắt đầu hoạt động trên ứng dụng.</w:t>
               <w:br/>
               <w:br/>
-              <w:t xml:space="preserve">        4. Dashboard tổng quan cập nhật chính xác số lượng xe và chỗ trống khả dụng tại cả Hub xuất phát và Hub đích.</w:t>
+              <w:t xml:space="preserve">        4. Dashboard vận hành (SS3) cập nhật giảm 01 xe khả dụng tại Hub xuất phát.</w:t>
             </w:r>
           </w:p>
         </w:tc>
@@ -627,25 +627,22 @@
               <w:rPr>
                 <w:sz w:val="19"/>
               </w:rPr>
-              <w:t>1. Sinh viên mở ứng dụng, chọn Hub xuất phát và Hub điểm đến dự kiến.</w:t>
+              <w:t>1. Sinh viên mở ứng dụng, chọn Hub xuất phát mong muốn.</w:t>
               <w:br/>
               <w:br/>
-              <w:t xml:space="preserve">        2. Hệ thống truy vấn st.session_state["hubs"] và hiển thị danh sách xe khả dụng kèm mức pin (SoC %), loại xe và đơn giá thuê minh bạch (VNĐ/phút hoặc chính sách miễn phí 30 phút đầu cho sinh viên ĐHQG-HCM).</w:t>
+              <w:t xml:space="preserve">        2. Hệ thống hiển thị danh sách xe khả dụng tại Hub kèm mức pin (% SoC), loại xe (đạp điện / máy điện) và bảng giá thuê niêm yết (VNĐ/phút, miễn phí 30 phút đầu cho sinh viên ĐHQG-HCM).</w:t>
               <w:br/>
               <w:br/>
-              <w:t xml:space="preserve">        3. Sinh viên chọn xe mong muốn, hệ thống hiển thị bảng ước tính chi phí tạm tính và số tiền cọc giữ chỗ.</w:t>
+              <w:t xml:space="preserve">        3. Sinh viên chọn xe ưng ý, nhập Mã giảm giá / Voucher sinh viên (nếu có); hệ thống hiển thị bảng tính phí tạm tính và số tiền cọc giữ chỗ 15 phút.</w:t>
               <w:br/>
               <w:br/>
-              <w:t xml:space="preserve">        4. Sinh viên nhấn "Xác nhận đặt xe", hệ thống tính toán chi phí cọc/tạm tính, xác nhận thanh toán/khấu trừ ví và thực hiện khóa giữ chỗ xe trong 15 phút.</w:t>
+              <w:t xml:space="preserve">        4. Sinh viên nhấn "Xác nhận đặt giữ xe". Hệ thống kiểm tra số dư ví, trừ tiền cọc tạm tính, khóa giữ xe ở trạng thái RESERVED và cấp mã QR/PIN nhận xe kèm đồng hồ đếm ngược 15 phút.</w:t>
               <w:br/>
               <w:br/>
-              <w:t xml:space="preserve">        5. Hệ thống hiển thị thông báo đặt xe thành công kèm mã QR/PIN nhận xe, biên nhận trừ tiền cọc/tạm tính và kích hoạt đồng hồ đếm ngược 15 phút.</w:t>
+              <w:t xml:space="preserve">        5. Sinh viên đến Hub xuất phát, mở ứng dụng quét mã QR hoặc nhập mã PIN trên phương tiện.</w:t>
               <w:br/>
               <w:br/>
-              <w:t xml:space="preserve">        6. (Nhận xe): Sinh viên đến Hub, mở ứng dụng quét mã QR/PIN trên xe. Hệ thống xác thực mã trong hạn 15 phút, chuyển trạng thái xe sang IN_USE và bắt đầu tính thời gian di chuyển thực tế.</w:t>
-              <w:br/>
-              <w:br/>
-              <w:t xml:space="preserve">        7. (Trả xe &amp; Kết thúc): Sinh viên di chuyển đến Hub đích, cắm xe vào vị trí đỗ/trụ sạc và nhấn "Hoàn tất trả xe". Hệ thống cập nhật xe về AVAILABLE tại Hub đích, cập nhật số chỗ đỗ khả dụng tại Hub đích, tính tổng thời gian di chuyển, trừ phí thực tế (nếu vượt quá 30 phút miễn phí), hoàn trả phần tiền cọc còn lại vào ví điện tử và hiển thị hóa đơn điện tử (e-invoice).</w:t>
+              <w:t xml:space="preserve">        6. Hệ thống xác thực mã trong thời hạn 15 phút, gửi tín hiệu IoT mở khóa chốt an toàn trên xe, chuyển trạng thái xe sang IN_USE và kích hoạt tính thời gian di chuyển thực tế.</w:t>
             </w:r>
           </w:p>
         </w:tc>
@@ -688,13 +685,10 @@
               <w:rPr>
                 <w:sz w:val="19"/>
               </w:rPr>
-              <w:t>Alternative 1 (Lọc xe pin cao): Tại bước 2, sinh viên bật bộ lọc "Mức pin &gt; 80%" cho hành trình xa. Hệ thống cập nhật danh sách xe đáp ứng bộ lọc.</w:t>
+              <w:t>Alternative 1 (Lọc xe theo mức pin cao): Tại bước 2, sinh viên chọn bộ lọc "Mức pin &gt; 80%" cho hành trình dài. Hệ thống cập nhật danh sách xe có SoC cao nhất.</w:t>
               <w:br/>
               <w:br/>
-              <w:t xml:space="preserve">        Alternative 2 (Đổi Hub xuất phát): Tại bước 2, sinh viên chọn Hub lân cận khác trên bản đồ mạng lưới. Hệ thống tải lại danh sách xe của Hub mới.</w:t>
-              <w:br/>
-              <w:br/>
-              <w:t xml:space="preserve">        Alternative 3 (Áp dụng Mã giảm giá / Voucher sinh viên): Tại bước 3, trước khi xác nhận đặt xe, sinh viên nhập mã ưu đãi (ví dụ: VNU_GREEN, TAN_SINH_VIEN). Hệ thống xác thực tính hợp lệ của mã, tính lại tổng chi phí tạm tính (giảm trừ tiền cọc hoặc kéo dài thời gian miễn phí) trước khi chuyển sang bước thanh toán giữ chỗ.</w:t>
+              <w:t xml:space="preserve">        Alternative 2 (Áp dụng Voucher sinh viên): Tại bước 3, sinh viên nhập mã ưu đãi hợp lệ. Hệ thống tự động tính lại chi phí tạm tính và số tiền cọc trước khi khóa cọc.</w:t>
             </w:r>
           </w:p>
         </w:tc>
@@ -737,16 +731,13 @@
               <w:rPr>
                 <w:sz w:val="19"/>
               </w:rPr>
-              <w:t>Exception 1 (Xe bị người khác đặt trước): Tại bước 4, nếu xe vừa chuyển sang RESERVED bởi người dùng khác, hệ thống báo lỗi "Phương tiện không còn khả dụng" và tự động gợi ý xe khác cùng Hub.</w:t>
+              <w:t>Exception 1 (Số dư ví không đủ): Tại bước 4, nếu số dư ví &lt; tiền cọc tối thiểu, hệ thống báo lỗi "Số dư không đủ để thực hiện đặt xe" và hướng dẫn nạp tiền.</w:t>
               <w:br/>
               <w:br/>
-              <w:t xml:space="preserve">        Exception 2 (Hết hạn 15 phút giữ chỗ): Quá 15 phút sinh viên không đến Hub quét mã nhận xe, hệ thống tự động hủy giữ chỗ và trả xe về trạng thái AVAILABLE.</w:t>
+              <w:t xml:space="preserve">        Exception 2 (Phương tiện vừa bị người khác đặt trước): Tại bước 4, nếu xe vừa chuyển sang RESERVED bởi người dùng khác, hệ thống báo lỗi "Xe không còn khả dụng" và tự động gợi ý phương tiện khác cùng Hub.</w:t>
               <w:br/>
               <w:br/>
-              <w:t xml:space="preserve">        Exception 3 (Số dư ví không đủ): Tại bước 4, nếu tài khoản/ví điện tử của sinh viên không đủ số dư tối thiểu để thanh toán khoản tiền cọc/tạm tính, hệ thống hiển thị thông báo lỗi "Số dư không đủ để thực hiện đặt xe", tạm dừng giao dịch giữ xe và yêu cầu sinh viên nạp thêm tiền vào ví.</w:t>
-              <w:br/>
-              <w:br/>
-              <w:t xml:space="preserve">        Exception 4 (Trả xe tại Hub đã hết chỗ đỗ): Tại bước 7, nếu Hub đích đã lấp đầy 100% chỗ đỗ (available_slots == 0), hệ thống hiển thị cảnh báo và tự động gợi ý Hub lân cận còn chỗ trống để sinh viên gửi xe.</w:t>
+              <w:t xml:space="preserve">        Exception 3 (Hết thời hạn 15 phút giữ chỗ): Nếu quá 15 phút sinh viên không quét mã nhận xe tại Hub, hệ thống tự động hủy giữ chỗ, thu phí phạt giữ chỗ quá giờ (No-show fee) và hoàn trả xe về trạng thái AVAILABLE.</w:t>
             </w:r>
           </w:p>
         </w:tc>
@@ -789,7 +780,7 @@
               <w:rPr>
                 <w:sz w:val="19"/>
               </w:rPr>
-              <w:t>Thời gian xử lý giữ chỗ &lt; 1.5s; Giao diện chuẩn hóa trên di động; Tích hợp module Billing in-memory; Dữ liệu đồng bộ realtime với Dashboard Operator (SS3).</w:t>
+              <w:t>Thời gian xử lý mở khóa IoT &lt; 1.5s; Giao diện tối ưu di động; Đồng bộ trạng thái xe thời gian thực với Dashboard Operator (SS3).</w:t>
             </w:r>
           </w:p>
         </w:tc>
@@ -803,7 +794,7 @@
           <w:color w:val="00539F"/>
           <w:sz w:val="26"/>
         </w:rPr>
-        <w:t>🔹 USE-CASE 2: Hủy đặt xe điện dùng chung</w:t>
+        <w:t>🔹 USE-CASE 2: Trả xe điện dùng chung &amp; Quyết toán chi phí</w:t>
       </w:r>
     </w:p>
     <w:tbl>
@@ -945,7 +936,7 @@
               <w:rPr>
                 <w:sz w:val="19"/>
               </w:rPr>
-              <w:t>UC_Huy_Dat_Xe</w:t>
+              <w:t>UC_Tra_Xe_Quyet_Toan (Trả xe điện dùng chung &amp; Quyết toán chi phí)</w:t>
             </w:r>
           </w:p>
         </w:tc>
@@ -1154,7 +1145,7 @@
               </w:rPr>
               <w:t>Primary: Sinh viên ĐHQG-HCM (Student End-User).</w:t>
               <w:br/>
-              <w:t>Secondary: Cổng ví điện tử nội bộ, Bộ nhớ tạm In-memory (st.session_state).</w:t>
+              <w:t>Secondary: Cảm biến IoT vị trí đỗ / trụ sạc, Khóa thông minh trên xe, Ví điện tử nội bộ, Bộ nhớ tạm st.session_state.</w:t>
             </w:r>
           </w:p>
         </w:tc>
@@ -1197,7 +1188,7 @@
               <w:rPr>
                 <w:sz w:val="19"/>
               </w:rPr>
-              <w:t>Sinh viên chủ động hủy lệnh giữ chỗ xe đã đặt trước đó khi thay đổi lịch trình di chuyển để giải phóng phương tiện cho người khác và nhận hoàn trả 100% tiền cọc/tạm tính theo quy định.</w:t>
+              <w:t>Sinh viên đang sử dụng xe điện di chuyển đến Hub điểm đến, đưa xe vào vị trí đỗ/trụ sạc và xác nhận trả xe trên ứng dụng. Hệ thống xác nhận vị trí hợp lệ, khóa chốt xe thông minh, giải phóng xe về trạng thái AVAILABLE tại Hub đích, cập nhật số chỗ đỗ khả dụng, chốt tổng thời gian di chuyển, tự động tính phí thuê thực tế (sau 30 phút miễn phí), hoàn trả phần tiền cọc còn lại vào ví điện tử và xuất hóa đơn điện tử (e-invoice).</w:t>
             </w:r>
           </w:p>
         </w:tc>
@@ -1240,7 +1231,7 @@
               <w:rPr>
                 <w:sz w:val="19"/>
               </w:rPr>
-              <w:t>Sinh viên nhấn nút "Hủy đặt xe" trong trang "Lịch giữ chỗ của tôi".</w:t>
+              <w:t>Sinh viên đưa xe vào vị trí đỗ tại Hub đích và nhấn nút "Hoàn tất trả xe" trên ứng dụng.</w:t>
             </w:r>
           </w:p>
         </w:tc>
@@ -1283,7 +1274,13 @@
               <w:rPr>
                 <w:sz w:val="19"/>
               </w:rPr>
-              <w:t>Sinh viên đang có 01 lệnh giữ chỗ ở trạng thái RESERVED còn trong thời hạn 15 phút.</w:t>
+              <w:t>1. Sinh viên đang trong một chuyến đi hợp lệ với phương tiện ở trạng thái IN_USE.</w:t>
+              <w:br/>
+              <w:br/>
+              <w:t xml:space="preserve">        2. Phương tiện đã được định vị nằm trong phạm vi địa lý (Geofencing) của một Hub thuộc mạng lưới ĐHQG-HCM.</w:t>
+              <w:br/>
+              <w:br/>
+              <w:t xml:space="preserve">        3. Hub đích còn ít nhất 01 vị trí đỗ khả dụng (available_slots &gt; 0).</w:t>
             </w:r>
           </w:p>
         </w:tc>
@@ -1326,16 +1323,19 @@
               <w:rPr>
                 <w:sz w:val="19"/>
               </w:rPr>
-              <w:t>1. Lệnh đặt xe chuyển sang trạng thái CANCELLED.</w:t>
+              <w:t>1. Trạng thái phương tiện chuyển từ IN_USE sang AVAILABLE tại Hub đích.</w:t>
               <w:br/>
               <w:br/>
-              <w:t xml:space="preserve">        2. Phương tiện chuyển lại trạng thái AVAILABLE trên toàn hệ thống.</w:t>
+              <w:t xml:space="preserve">        2. Khóa thông minh trên xe tự động đóng chốt an toàn; cảm biến vị trí đỗ ghi nhận xe đã neo đỗ.</w:t>
               <w:br/>
               <w:br/>
-              <w:t xml:space="preserve">        3. Số lượng xe khả dụng tại Hub trên Dashboard được cộng lại 1.</w:t>
+              <w:t xml:space="preserve">        3. Số lượng chỗ đỗ khả dụng tại Hub đích tăng thêm 01 slot trên toàn hệ thống.</w:t>
               <w:br/>
               <w:br/>
-              <w:t xml:space="preserve">        4. Hoàn lại 100% tiền cọc/chi phí tạm tính về tài khoản ví của sinh viên.</w:t>
+              <w:t xml:space="preserve">        4. Ví điện tử quyết toán chi phí thuê thực tế: Trừ phí sử dụng (nếu &gt; 30 phút) và hoàn trả phần tiền cọc còn lại vào ví của sinh viên.</w:t>
+              <w:br/>
+              <w:br/>
+              <w:t xml:space="preserve">        5. Phát hành hóa đơn điện tử (e-invoice) chi tiết lộ trình và gửi thông báo hoàn tất chuyến đi.</w:t>
             </w:r>
           </w:p>
         </w:tc>
@@ -1378,19 +1378,31 @@
               <w:rPr>
                 <w:sz w:val="19"/>
               </w:rPr>
-              <w:t>1. Sinh viên truy cập vào mục "Lịch giữ chỗ của tôi" trên ứng dụng.</w:t>
+              <w:t>1. Sinh viên di chuyển xe đến Hub điểm đến mong muốn (mô hình One-way linh hoạt tại bất kỳ Hub nào trong 6 Hub ĐHQG-HCM).</w:t>
               <w:br/>
               <w:br/>
-              <w:t xml:space="preserve">        2. Sinh viên chọn lệnh đặt xe RESERVED hiện tại và nhấn "Hủy giữ chỗ".</w:t>
+              <w:t xml:space="preserve">        2. Sinh viên đưa xe vào vị trí đỗ/trụ sạc còn trống và cắm chốt kết nối.</w:t>
               <w:br/>
               <w:br/>
-              <w:t xml:space="preserve">        3. Hệ thống hiển thị hộp thoại xác nhận hủy kèm thông tin hoàn lại 100% số tiền cọc/tạm tính.</w:t>
+              <w:t xml:space="preserve">        3. Cảm biến IoT tại vị trí đỗ phát hiện xe và gửi tín hiệu sẵn sàng trả xe lên ứng dụng sinh viên.</w:t>
               <w:br/>
               <w:br/>
-              <w:t xml:space="preserve">        4. Sinh viên chọn "Đồng ý hủy".</w:t>
+              <w:t xml:space="preserve">        4. Sinh viên mở ứng dụng Smart E-Mobility Hub và nhấn nút "Hoàn tất trả xe".</w:t>
               <w:br/>
               <w:br/>
-              <w:t xml:space="preserve">        5. Hệ thống giải phóng xe về trạng thái AVAILABLE, hoàn tiền cọc/tạm tính 100% về ví của sinh viên và gửi thông báo hủy kèm biên nhận hoàn tiền điện tử.</w:t>
+              <w:t xml:space="preserve">        5. Hệ thống gửi lệnh đóng khóa chốt thông minh trên xe, chuyển trạng thái xe từ IN_USE sang AVAILABLE và cập nhật vị trí mới của xe tại Hub đích.</w:t>
+              <w:br/>
+              <w:br/>
+              <w:t xml:space="preserve">        6. Hệ thống chốt tổng thời gian di chuyển thực tế (phút) và tự động tính cước phí chính thức:</w:t>
+              <w:br/>
+              <w:br/>
+              <w:t xml:space="preserve">          • &lt;em&gt;Nếu thời gian ≤ 30 phút:&lt;/em&gt; Áp dụng chính sách miễn phí 100% cho SV ĐHQG-HCM; hoàn trả 100% tiền cọc về ví.</w:t>
+              <w:br/>
+              <w:br/>
+              <w:t xml:space="preserve">          • &lt;em&gt;Nếu thời gian &gt; 30 phút:&lt;/em&gt; Tính phí theo đơn giá phút quy định, khấu trừ trực tiếp vào khoản cọc tạm tính và hoàn trả số tiền thừa (nếu có) về ví điện tử.</w:t>
+              <w:br/>
+              <w:br/>
+              <w:t xml:space="preserve">        7. Hệ thống cập nhật tăng số chỗ đỗ khả dụng tại Hub đích, hiển thị thông báo "Trả xe thành công" kèm hóa đơn điện tử e-invoice (thời gian, quãng đường, cước phí, tiền hoàn cọc).</w:t>
             </w:r>
           </w:p>
         </w:tc>
@@ -1433,7 +1445,7 @@
               <w:rPr>
                 <w:sz w:val="19"/>
               </w:rPr>
-              <w:t>Alternative 1 (Hủy giữ chỗ &amp; Gợi ý xe tại Hub lân cận): Khi sinh viên nhấn "Hủy giữ chỗ", hệ thống hiển thị tùy chọn "Hủy &amp; Gợi ý xe tại Hub gần nhất". Nếu sinh viên xác nhận tùy chọn này, hệ thống sẽ thực hiện hủy lệnh giữ chỗ hiện tại, hoàn tiền cọc về ví, đồng thời tự động chuyển hướng giao diện sang danh sách xe khả dụng của Hub lân cận có khoảng cách ngắn nhất.</w:t>
+              <w:t>Alternative 1 (Cắm sạc bổ sung khi pin thấp): Tại bước 2, nếu mức pin xe sau hành trình &lt; 20%, hệ thống nhắc sinh viên cắm cáp sạc tại trụ sạc của Hub. Khi phát hiện cắm sạc thành công, hệ thống tự động đưa xe vào hàng đợi sạc thông minh (SS5) và cộng điểm thưởng xanh (Green Points) cho sinh viên.</w:t>
             </w:r>
           </w:p>
         </w:tc>
@@ -1476,10 +1488,13 @@
               <w:rPr>
                 <w:sz w:val="19"/>
               </w:rPr>
-              <w:t>Exception 1 (Lệnh đặt đã bị hủy tự động do hết giờ hoặc đã nhận xe): Tại bước 2, nếu lệnh đặt đã quá 15 phút hoặc xe đã chuyển sang IN_USE, hệ thống báo lỗi "Lệnh đặt không còn hiệu lực để hủy".</w:t>
+              <w:t>Exception 1 (Hub điểm đến đã lấp đầy 100% chỗ đỗ): Tại bước 1 hoặc 4, nếu Hub đích có available_slots == 0, hệ thống hiển thị cảnh báo đỏ "Hub đã hết chỗ đỗ" và tự động quét gợi ý 02 Hub lân cận gần nhất còn chỗ trống kèm khoảng cách để sinh viên chuyển hướng gửi xe.</w:t>
               <w:br/>
               <w:br/>
-              <w:t xml:space="preserve">        Exception 2 (Hủy muộn do quá hạn giữ chỗ 15 phút - No-show Penalty): Quá thời gian giữ chỗ 15 phút không nhận xe, hệ thống tự động hủy và khấu trừ phí phạt giữ chỗ theo quy định (khấu trừ tiền cọc phạt giữ chỗ không nhận), số tiền cọc còn lại mới được hoàn về ví sinh viên.</w:t>
+              <w:t xml:space="preserve">        Exception 2 (Xe chưa vào đúng vị trí đỗ / Ngoài vùng Hub): Tại bước 4, nếu cảm biến IoT và GPS xác định xe chưa nằm trong phạm vi Hub, hệ thống từ chối trả xe và báo lỗi "Vui lòng đưa xe vào đúng khu vực đỗ của Hub để hoàn tất trả xe".</w:t>
+              <w:br/>
+              <w:br/>
+              <w:t xml:space="preserve">        Exception 3 (Lỗi khóa chốt thông minh): Tại bước 5, nếu khóa thông minh báo lỗi không đóng được chốt, hệ thống giữ xe ở trạng thái chờ kiểm tra, thông báo sinh viên kiểm tra vật cản và kích hoạt cảnh báo đến Kỹ thuật viên hiện trường (SS4).</w:t>
             </w:r>
           </w:p>
         </w:tc>
@@ -1522,7 +1537,740 @@
               <w:rPr>
                 <w:sz w:val="19"/>
               </w:rPr>
-              <w:t>Yêu cầu hoàn trả trạng thái tức thì trên st.session_state và cập nhật số dư ví realtime để tránh nghẽn tài nguyên và tranh chấp giao dịch.</w:t>
+              <w:t>Thời gian quyết toán ví điện tử &lt; 2.0s; Hỗ trợ mô hình trả xe một chiều linh hoạt (One-way Point-to-Point) giữa tất cả các Hub trong khu đô thị ĐHQG-HCM.</w:t>
+            </w:r>
+          </w:p>
+        </w:tc>
+      </w:tr>
+    </w:tbl>
+    <w:p/>
+    <w:p>
+      <w:r>
+        <w:rPr>
+          <w:b/>
+          <w:color w:val="00539F"/>
+          <w:sz w:val="26"/>
+        </w:rPr>
+        <w:t>🔹 USE-CASE 3: Hủy đặt xe điện dùng chung</w:t>
+      </w:r>
+    </w:p>
+    <w:tbl>
+      <w:tblPr>
+        <w:tblW w:type="auto" w:w="0"/>
+        <w:jc w:val="center"/>
+        <w:tblLayout w:type="fixed"/>
+        <w:tblLook w:firstColumn="1" w:firstRow="1" w:lastColumn="0" w:lastRow="0" w:noHBand="0" w:noVBand="1" w:val="04A0"/>
+      </w:tblPr>
+      <w:tblGrid>
+        <w:gridCol w:w="2484"/>
+        <w:gridCol w:w="2484"/>
+        <w:gridCol w:w="2484"/>
+        <w:gridCol w:w="2484"/>
+      </w:tblGrid>
+      <w:tr>
+        <w:tc>
+          <w:tcPr>
+            <w:tcW w:type="dxa" w:w="2160"/>
+            <w:shd w:fill="00539F"/>
+            <w:tcMar>
+              <w:top w:w="120" w:type="dxa"/>
+              <w:bottom w:w="120" w:type="dxa"/>
+              <w:left w:w="150" w:type="dxa"/>
+              <w:right w:w="150" w:type="dxa"/>
+            </w:tcMar>
+          </w:tcPr>
+          <w:p>
+            <w:r>
+              <w:rPr>
+                <w:b/>
+                <w:color w:val="FFFFFF"/>
+              </w:rPr>
+              <w:t>Field Name</w:t>
+            </w:r>
+          </w:p>
+        </w:tc>
+        <w:tc>
+          <w:tcPr>
+            <w:tcW w:type="dxa" w:w="2592"/>
+            <w:gridSpan w:val="3"/>
+            <w:shd w:fill="00539F"/>
+            <w:tcMar>
+              <w:top w:w="120" w:type="dxa"/>
+              <w:bottom w:w="120" w:type="dxa"/>
+              <w:left w:w="150" w:type="dxa"/>
+              <w:right w:w="150" w:type="dxa"/>
+            </w:tcMar>
+          </w:tcPr>
+          <w:p>
+            <w:r>
+              <w:rPr>
+                <w:b/>
+                <w:color w:val="FFFFFF"/>
+              </w:rPr>
+              <w:t>Detail Content</w:t>
+            </w:r>
+          </w:p>
+        </w:tc>
+      </w:tr>
+      <w:tr>
+        <w:tc>
+          <w:tcPr>
+            <w:tcW w:type="dxa" w:w="2160"/>
+            <w:tcMar>
+              <w:top w:w="80" w:type="dxa"/>
+              <w:bottom w:w="80" w:type="dxa"/>
+              <w:left w:w="120" w:type="dxa"/>
+              <w:right w:w="120" w:type="dxa"/>
+            </w:tcMar>
+            <w:shd w:fill="F0F4F8"/>
+          </w:tcPr>
+          <w:p>
+            <w:r>
+              <w:rPr>
+                <w:b/>
+                <w:sz w:val="19"/>
+              </w:rPr>
+              <w:t>Use Case ID:</w:t>
+            </w:r>
+          </w:p>
+        </w:tc>
+        <w:tc>
+          <w:tcPr>
+            <w:tcW w:type="dxa" w:w="2592"/>
+            <w:gridSpan w:val="3"/>
+            <w:tcMar>
+              <w:top w:w="80" w:type="dxa"/>
+              <w:bottom w:w="80" w:type="dxa"/>
+              <w:left w:w="120" w:type="dxa"/>
+              <w:right w:w="120" w:type="dxa"/>
+            </w:tcMar>
+          </w:tcPr>
+          <w:p>
+            <w:r>
+              <w:rPr>
+                <w:sz w:val="19"/>
+              </w:rPr>
+              <w:t>UC_SS1_03</w:t>
+            </w:r>
+          </w:p>
+        </w:tc>
+      </w:tr>
+      <w:tr>
+        <w:tc>
+          <w:tcPr>
+            <w:tcW w:type="dxa" w:w="2160"/>
+            <w:tcMar>
+              <w:top w:w="80" w:type="dxa"/>
+              <w:bottom w:w="80" w:type="dxa"/>
+              <w:left w:w="120" w:type="dxa"/>
+              <w:right w:w="120" w:type="dxa"/>
+            </w:tcMar>
+            <w:shd w:fill="F0F4F8"/>
+          </w:tcPr>
+          <w:p>
+            <w:r>
+              <w:rPr>
+                <w:b/>
+                <w:sz w:val="19"/>
+              </w:rPr>
+              <w:t>Use Case Name:</w:t>
+            </w:r>
+          </w:p>
+        </w:tc>
+        <w:tc>
+          <w:tcPr>
+            <w:tcW w:type="dxa" w:w="2592"/>
+            <w:gridSpan w:val="3"/>
+            <w:tcMar>
+              <w:top w:w="80" w:type="dxa"/>
+              <w:bottom w:w="80" w:type="dxa"/>
+              <w:left w:w="120" w:type="dxa"/>
+              <w:right w:w="120" w:type="dxa"/>
+            </w:tcMar>
+          </w:tcPr>
+          <w:p>
+            <w:r>
+              <w:rPr>
+                <w:sz w:val="19"/>
+              </w:rPr>
+              <w:t>UC_Huy_Dat_Xe (Hủy đặt xe điện dùng chung)</w:t>
+            </w:r>
+          </w:p>
+        </w:tc>
+      </w:tr>
+      <w:tr>
+        <w:tc>
+          <w:tcPr>
+            <w:tcW w:type="dxa" w:w="2160"/>
+            <w:tcMar>
+              <w:top w:w="80" w:type="dxa"/>
+              <w:bottom w:w="80" w:type="dxa"/>
+              <w:left w:w="120" w:type="dxa"/>
+              <w:right w:w="120" w:type="dxa"/>
+            </w:tcMar>
+            <w:shd w:fill="F0F4F8"/>
+          </w:tcPr>
+          <w:p>
+            <w:r>
+              <w:rPr>
+                <w:b/>
+                <w:sz w:val="19"/>
+              </w:rPr>
+              <w:t>Created By:</w:t>
+            </w:r>
+          </w:p>
+        </w:tc>
+        <w:tc>
+          <w:tcPr>
+            <w:tcW w:type="dxa" w:w="3168"/>
+            <w:tcMar>
+              <w:top w:w="80" w:type="dxa"/>
+              <w:bottom w:w="80" w:type="dxa"/>
+              <w:left w:w="120" w:type="dxa"/>
+              <w:right w:w="120" w:type="dxa"/>
+            </w:tcMar>
+          </w:tcPr>
+          <w:p>
+            <w:r>
+              <w:rPr>
+                <w:sz w:val="19"/>
+              </w:rPr>
+              <w:t>Nguyễn Thành Đạt (TV1/PM)</w:t>
+            </w:r>
+          </w:p>
+        </w:tc>
+        <w:tc>
+          <w:tcPr>
+            <w:tcW w:type="dxa" w:w="2160"/>
+            <w:tcMar>
+              <w:top w:w="80" w:type="dxa"/>
+              <w:bottom w:w="80" w:type="dxa"/>
+              <w:left w:w="120" w:type="dxa"/>
+              <w:right w:w="120" w:type="dxa"/>
+            </w:tcMar>
+            <w:shd w:fill="F0F4F8"/>
+          </w:tcPr>
+          <w:p>
+            <w:r>
+              <w:rPr>
+                <w:b/>
+                <w:sz w:val="19"/>
+              </w:rPr>
+              <w:t>Last Updated By:</w:t>
+            </w:r>
+          </w:p>
+        </w:tc>
+        <w:tc>
+          <w:tcPr>
+            <w:tcW w:type="dxa" w:w="2592"/>
+            <w:tcMar>
+              <w:top w:w="80" w:type="dxa"/>
+              <w:bottom w:w="80" w:type="dxa"/>
+              <w:left w:w="120" w:type="dxa"/>
+              <w:right w:w="120" w:type="dxa"/>
+            </w:tcMar>
+          </w:tcPr>
+          <w:p>
+            <w:r>
+              <w:rPr>
+                <w:sz w:val="19"/>
+              </w:rPr>
+              <w:t>Nguyễn Thành Đạt</w:t>
+            </w:r>
+          </w:p>
+        </w:tc>
+      </w:tr>
+      <w:tr>
+        <w:tc>
+          <w:tcPr>
+            <w:tcW w:type="dxa" w:w="2160"/>
+            <w:tcMar>
+              <w:top w:w="80" w:type="dxa"/>
+              <w:bottom w:w="80" w:type="dxa"/>
+              <w:left w:w="120" w:type="dxa"/>
+              <w:right w:w="120" w:type="dxa"/>
+            </w:tcMar>
+            <w:shd w:fill="F0F4F8"/>
+          </w:tcPr>
+          <w:p>
+            <w:r>
+              <w:rPr>
+                <w:b/>
+                <w:sz w:val="19"/>
+              </w:rPr>
+              <w:t>Date Created:</w:t>
+            </w:r>
+          </w:p>
+        </w:tc>
+        <w:tc>
+          <w:tcPr>
+            <w:tcW w:type="dxa" w:w="3168"/>
+            <w:tcMar>
+              <w:top w:w="80" w:type="dxa"/>
+              <w:bottom w:w="80" w:type="dxa"/>
+              <w:left w:w="120" w:type="dxa"/>
+              <w:right w:w="120" w:type="dxa"/>
+            </w:tcMar>
+          </w:tcPr>
+          <w:p>
+            <w:r>
+              <w:rPr>
+                <w:sz w:val="19"/>
+              </w:rPr>
+              <w:t>08/09/2026</w:t>
+            </w:r>
+          </w:p>
+        </w:tc>
+        <w:tc>
+          <w:tcPr>
+            <w:tcW w:type="dxa" w:w="2160"/>
+            <w:tcMar>
+              <w:top w:w="80" w:type="dxa"/>
+              <w:bottom w:w="80" w:type="dxa"/>
+              <w:left w:w="120" w:type="dxa"/>
+              <w:right w:w="120" w:type="dxa"/>
+            </w:tcMar>
+            <w:shd w:fill="F0F4F8"/>
+          </w:tcPr>
+          <w:p>
+            <w:r>
+              <w:rPr>
+                <w:b/>
+                <w:sz w:val="19"/>
+              </w:rPr>
+              <w:t>Date Last Updated:</w:t>
+            </w:r>
+          </w:p>
+        </w:tc>
+        <w:tc>
+          <w:tcPr>
+            <w:tcW w:type="dxa" w:w="2592"/>
+            <w:tcMar>
+              <w:top w:w="80" w:type="dxa"/>
+              <w:bottom w:w="80" w:type="dxa"/>
+              <w:left w:w="120" w:type="dxa"/>
+              <w:right w:w="120" w:type="dxa"/>
+            </w:tcMar>
+          </w:tcPr>
+          <w:p>
+            <w:r>
+              <w:rPr>
+                <w:sz w:val="19"/>
+              </w:rPr>
+              <w:t>17/09/2026</w:t>
+            </w:r>
+          </w:p>
+        </w:tc>
+      </w:tr>
+      <w:tr>
+        <w:tc>
+          <w:tcPr>
+            <w:tcW w:type="dxa" w:w="2160"/>
+            <w:tcMar>
+              <w:top w:w="80" w:type="dxa"/>
+              <w:bottom w:w="80" w:type="dxa"/>
+              <w:left w:w="120" w:type="dxa"/>
+              <w:right w:w="120" w:type="dxa"/>
+            </w:tcMar>
+            <w:shd w:fill="F0F4F8"/>
+          </w:tcPr>
+          <w:p>
+            <w:r>
+              <w:rPr>
+                <w:b/>
+                <w:sz w:val="19"/>
+              </w:rPr>
+              <w:t>Actors:</w:t>
+            </w:r>
+          </w:p>
+        </w:tc>
+        <w:tc>
+          <w:tcPr>
+            <w:tcW w:type="dxa" w:w="2592"/>
+            <w:gridSpan w:val="3"/>
+            <w:tcMar>
+              <w:top w:w="80" w:type="dxa"/>
+              <w:bottom w:w="80" w:type="dxa"/>
+              <w:left w:w="120" w:type="dxa"/>
+              <w:right w:w="120" w:type="dxa"/>
+            </w:tcMar>
+          </w:tcPr>
+          <w:p>
+            <w:r>
+              <w:rPr>
+                <w:sz w:val="19"/>
+              </w:rPr>
+              <w:t>Primary: Sinh viên ĐHQG-HCM.</w:t>
+              <w:br/>
+              <w:t>Secondary: Ví điện tử nội bộ, Bộ nhớ tạm st.session_state.</w:t>
+            </w:r>
+          </w:p>
+        </w:tc>
+      </w:tr>
+      <w:tr>
+        <w:tc>
+          <w:tcPr>
+            <w:tcW w:type="dxa" w:w="2160"/>
+            <w:tcMar>
+              <w:top w:w="80" w:type="dxa"/>
+              <w:bottom w:w="80" w:type="dxa"/>
+              <w:left w:w="120" w:type="dxa"/>
+              <w:right w:w="120" w:type="dxa"/>
+            </w:tcMar>
+            <w:shd w:fill="F0F4F8"/>
+          </w:tcPr>
+          <w:p>
+            <w:r>
+              <w:rPr>
+                <w:b/>
+                <w:sz w:val="19"/>
+              </w:rPr>
+              <w:t>Description:</w:t>
+            </w:r>
+          </w:p>
+        </w:tc>
+        <w:tc>
+          <w:tcPr>
+            <w:tcW w:type="dxa" w:w="2592"/>
+            <w:gridSpan w:val="3"/>
+            <w:tcMar>
+              <w:top w:w="80" w:type="dxa"/>
+              <w:bottom w:w="80" w:type="dxa"/>
+              <w:left w:w="120" w:type="dxa"/>
+              <w:right w:w="120" w:type="dxa"/>
+            </w:tcMar>
+          </w:tcPr>
+          <w:p>
+            <w:r>
+              <w:rPr>
+                <w:sz w:val="19"/>
+              </w:rPr>
+              <w:t>Sinh viên chủ động hủy lệnh giữ chỗ xe đã đặt trước đó khi thay đổi kế hoạch di chuyển, giúp giải phóng phương tiện cho người dùng khác và nhận hoàn lại 100% tiền cọc/tạm tính theo quy định.</w:t>
+            </w:r>
+          </w:p>
+        </w:tc>
+      </w:tr>
+      <w:tr>
+        <w:tc>
+          <w:tcPr>
+            <w:tcW w:type="dxa" w:w="2160"/>
+            <w:tcMar>
+              <w:top w:w="80" w:type="dxa"/>
+              <w:bottom w:w="80" w:type="dxa"/>
+              <w:left w:w="120" w:type="dxa"/>
+              <w:right w:w="120" w:type="dxa"/>
+            </w:tcMar>
+            <w:shd w:fill="F0F4F8"/>
+          </w:tcPr>
+          <w:p>
+            <w:r>
+              <w:rPr>
+                <w:b/>
+                <w:sz w:val="19"/>
+              </w:rPr>
+              <w:t>Trigger:</w:t>
+            </w:r>
+          </w:p>
+        </w:tc>
+        <w:tc>
+          <w:tcPr>
+            <w:tcW w:type="dxa" w:w="2592"/>
+            <w:gridSpan w:val="3"/>
+            <w:tcMar>
+              <w:top w:w="80" w:type="dxa"/>
+              <w:bottom w:w="80" w:type="dxa"/>
+              <w:left w:w="120" w:type="dxa"/>
+              <w:right w:w="120" w:type="dxa"/>
+            </w:tcMar>
+          </w:tcPr>
+          <w:p>
+            <w:r>
+              <w:rPr>
+                <w:sz w:val="19"/>
+              </w:rPr>
+              <w:t>Sinh viên nhấn nút "Hủy giữ chỗ" trong trang "Lịch giữ chỗ của tôi".</w:t>
+            </w:r>
+          </w:p>
+        </w:tc>
+      </w:tr>
+      <w:tr>
+        <w:tc>
+          <w:tcPr>
+            <w:tcW w:type="dxa" w:w="2160"/>
+            <w:tcMar>
+              <w:top w:w="80" w:type="dxa"/>
+              <w:bottom w:w="80" w:type="dxa"/>
+              <w:left w:w="120" w:type="dxa"/>
+              <w:right w:w="120" w:type="dxa"/>
+            </w:tcMar>
+            <w:shd w:fill="F0F4F8"/>
+          </w:tcPr>
+          <w:p>
+            <w:r>
+              <w:rPr>
+                <w:b/>
+                <w:sz w:val="19"/>
+              </w:rPr>
+              <w:t>Preconditions:</w:t>
+            </w:r>
+          </w:p>
+        </w:tc>
+        <w:tc>
+          <w:tcPr>
+            <w:tcW w:type="dxa" w:w="2592"/>
+            <w:gridSpan w:val="3"/>
+            <w:tcMar>
+              <w:top w:w="80" w:type="dxa"/>
+              <w:bottom w:w="80" w:type="dxa"/>
+              <w:left w:w="120" w:type="dxa"/>
+              <w:right w:w="120" w:type="dxa"/>
+            </w:tcMar>
+          </w:tcPr>
+          <w:p>
+            <w:r>
+              <w:rPr>
+                <w:sz w:val="19"/>
+              </w:rPr>
+              <w:t>Sinh viên đang có 01 lệnh giữ chỗ ở trạng thái RESERVED còn trong thời hạn 15 phút (chưa quét mã nhận xe).</w:t>
+            </w:r>
+          </w:p>
+        </w:tc>
+      </w:tr>
+      <w:tr>
+        <w:tc>
+          <w:tcPr>
+            <w:tcW w:type="dxa" w:w="2160"/>
+            <w:tcMar>
+              <w:top w:w="80" w:type="dxa"/>
+              <w:bottom w:w="80" w:type="dxa"/>
+              <w:left w:w="120" w:type="dxa"/>
+              <w:right w:w="120" w:type="dxa"/>
+            </w:tcMar>
+            <w:shd w:fill="F0F4F8"/>
+          </w:tcPr>
+          <w:p>
+            <w:r>
+              <w:rPr>
+                <w:b/>
+                <w:sz w:val="19"/>
+              </w:rPr>
+              <w:t>Postconditions:</w:t>
+            </w:r>
+          </w:p>
+        </w:tc>
+        <w:tc>
+          <w:tcPr>
+            <w:tcW w:type="dxa" w:w="2592"/>
+            <w:gridSpan w:val="3"/>
+            <w:tcMar>
+              <w:top w:w="80" w:type="dxa"/>
+              <w:bottom w:w="80" w:type="dxa"/>
+              <w:left w:w="120" w:type="dxa"/>
+              <w:right w:w="120" w:type="dxa"/>
+            </w:tcMar>
+          </w:tcPr>
+          <w:p>
+            <w:r>
+              <w:rPr>
+                <w:sz w:val="19"/>
+              </w:rPr>
+              <w:t>1. Lệnh giữ chỗ chuyển sang trạng thái CANCELLED.</w:t>
+              <w:br/>
+              <w:br/>
+              <w:t xml:space="preserve">        2. Xe điện được hoàn trả trạng thái AVAILABLE trên mạng lưới.</w:t>
+              <w:br/>
+              <w:br/>
+              <w:t xml:space="preserve">        3. Số lượng xe khả dụng tại Hub xuất phát được cộng lại 01 xe trên Dashboard.</w:t>
+              <w:br/>
+              <w:br/>
+              <w:t xml:space="preserve">        4. Hoàn lại 100% số tiền cọc đã khóa về Ví điện tử của sinh viên.</w:t>
+            </w:r>
+          </w:p>
+        </w:tc>
+      </w:tr>
+      <w:tr>
+        <w:tc>
+          <w:tcPr>
+            <w:tcW w:type="dxa" w:w="2160"/>
+            <w:tcMar>
+              <w:top w:w="80" w:type="dxa"/>
+              <w:bottom w:w="80" w:type="dxa"/>
+              <w:left w:w="120" w:type="dxa"/>
+              <w:right w:w="120" w:type="dxa"/>
+            </w:tcMar>
+            <w:shd w:fill="F0F4F8"/>
+          </w:tcPr>
+          <w:p>
+            <w:r>
+              <w:rPr>
+                <w:b/>
+                <w:sz w:val="19"/>
+              </w:rPr>
+              <w:t>Normal Flow:</w:t>
+            </w:r>
+          </w:p>
+        </w:tc>
+        <w:tc>
+          <w:tcPr>
+            <w:tcW w:type="dxa" w:w="2592"/>
+            <w:gridSpan w:val="3"/>
+            <w:tcMar>
+              <w:top w:w="80" w:type="dxa"/>
+              <w:bottom w:w="80" w:type="dxa"/>
+              <w:left w:w="120" w:type="dxa"/>
+              <w:right w:w="120" w:type="dxa"/>
+            </w:tcMar>
+          </w:tcPr>
+          <w:p>
+            <w:r>
+              <w:rPr>
+                <w:sz w:val="19"/>
+              </w:rPr>
+              <w:t>1. Sinh viên truy cập mục "Lịch giữ chỗ của tôi" trên ứng dụng.</w:t>
+              <w:br/>
+              <w:br/>
+              <w:t xml:space="preserve">        2. Sinh viên chọn lệnh đặt xe hiện tại và nhấn "Hủy giữ chỗ".</w:t>
+              <w:br/>
+              <w:br/>
+              <w:t xml:space="preserve">        3. Hệ thống hiển thị hộp thoại xác nhận hủy lệnh kèm thông báo hoàn lại 100% tiền cọc.</w:t>
+              <w:br/>
+              <w:br/>
+              <w:t xml:space="preserve">        4. Sinh viên chọn "Đồng ý hủy".</w:t>
+              <w:br/>
+              <w:br/>
+              <w:t xml:space="preserve">        5. Hệ thống chuyển trạng thái xe về AVAILABLE, hoàn lại 100% tiền cọc vào ví điện tử và gửi thông báo hủy thành công.</w:t>
+            </w:r>
+          </w:p>
+        </w:tc>
+      </w:tr>
+      <w:tr>
+        <w:tc>
+          <w:tcPr>
+            <w:tcW w:type="dxa" w:w="2160"/>
+            <w:tcMar>
+              <w:top w:w="80" w:type="dxa"/>
+              <w:bottom w:w="80" w:type="dxa"/>
+              <w:left w:w="120" w:type="dxa"/>
+              <w:right w:w="120" w:type="dxa"/>
+            </w:tcMar>
+            <w:shd w:fill="F0F4F8"/>
+          </w:tcPr>
+          <w:p>
+            <w:r>
+              <w:rPr>
+                <w:b/>
+                <w:sz w:val="19"/>
+              </w:rPr>
+              <w:t>Alternative Flows:</w:t>
+            </w:r>
+          </w:p>
+        </w:tc>
+        <w:tc>
+          <w:tcPr>
+            <w:tcW w:type="dxa" w:w="2592"/>
+            <w:gridSpan w:val="3"/>
+            <w:tcMar>
+              <w:top w:w="80" w:type="dxa"/>
+              <w:bottom w:w="80" w:type="dxa"/>
+              <w:left w:w="120" w:type="dxa"/>
+              <w:right w:w="120" w:type="dxa"/>
+            </w:tcMar>
+          </w:tcPr>
+          <w:p>
+            <w:r>
+              <w:rPr>
+                <w:sz w:val="19"/>
+              </w:rPr>
+              <w:t>Alternative 1 (Hủy giữ chỗ &amp; Tìm xe tại Hub lân cận): Tại bước 3, sinh viên chọn "Hủy &amp; Tìm Hub khác". Hệ thống thực hiện hủy giữ chỗ, hoàn cọc và tự động chuyển hướng giao diện sang danh sách xe tại Hub lân cận gần nhất.</w:t>
+            </w:r>
+          </w:p>
+        </w:tc>
+      </w:tr>
+      <w:tr>
+        <w:tc>
+          <w:tcPr>
+            <w:tcW w:type="dxa" w:w="2160"/>
+            <w:tcMar>
+              <w:top w:w="80" w:type="dxa"/>
+              <w:bottom w:w="80" w:type="dxa"/>
+              <w:left w:w="120" w:type="dxa"/>
+              <w:right w:w="120" w:type="dxa"/>
+            </w:tcMar>
+            <w:shd w:fill="F0F4F8"/>
+          </w:tcPr>
+          <w:p>
+            <w:r>
+              <w:rPr>
+                <w:b/>
+                <w:sz w:val="19"/>
+              </w:rPr>
+              <w:t>Exceptions:</w:t>
+            </w:r>
+          </w:p>
+        </w:tc>
+        <w:tc>
+          <w:tcPr>
+            <w:tcW w:type="dxa" w:w="2592"/>
+            <w:gridSpan w:val="3"/>
+            <w:tcMar>
+              <w:top w:w="80" w:type="dxa"/>
+              <w:bottom w:w="80" w:type="dxa"/>
+              <w:left w:w="120" w:type="dxa"/>
+              <w:right w:w="120" w:type="dxa"/>
+            </w:tcMar>
+          </w:tcPr>
+          <w:p>
+            <w:r>
+              <w:rPr>
+                <w:sz w:val="19"/>
+              </w:rPr>
+              <w:t>Exception 1 (Lệnh đặt đã chuyển sang IN_USE hoặc hết hạn): Tại bước 2, nếu xe đã quét mã nhận hoặc lệnh đặt bị hủy tự động do quá 15 phút, hệ thống báo lỗi "Không thể hủy lệnh đặt ở trạng thái hiện tại".</w:t>
+              <w:br/>
+              <w:br/>
+              <w:t xml:space="preserve">        Exception 2 (Hủy muộn do quá hạn giữ chỗ 15 phút - No-show Penalty): Quá thời gian giữ chỗ 15 phút không nhận xe, hệ thống tự động hủy và khấu trừ phí phạt giữ chỗ theo quy định, số tiền cọc còn lại mới được hoàn về ví sinh viên.</w:t>
+            </w:r>
+          </w:p>
+        </w:tc>
+      </w:tr>
+      <w:tr>
+        <w:tc>
+          <w:tcPr>
+            <w:tcW w:type="dxa" w:w="2160"/>
+            <w:tcMar>
+              <w:top w:w="80" w:type="dxa"/>
+              <w:bottom w:w="80" w:type="dxa"/>
+              <w:left w:w="120" w:type="dxa"/>
+              <w:right w:w="120" w:type="dxa"/>
+            </w:tcMar>
+            <w:shd w:fill="F0F4F8"/>
+          </w:tcPr>
+          <w:p>
+            <w:r>
+              <w:rPr>
+                <w:b/>
+                <w:sz w:val="19"/>
+              </w:rPr>
+              <w:t>Notes and Issues:</w:t>
+            </w:r>
+          </w:p>
+        </w:tc>
+        <w:tc>
+          <w:tcPr>
+            <w:tcW w:type="dxa" w:w="2592"/>
+            <w:gridSpan w:val="3"/>
+            <w:tcMar>
+              <w:top w:w="80" w:type="dxa"/>
+              <w:bottom w:w="80" w:type="dxa"/>
+              <w:left w:w="120" w:type="dxa"/>
+              <w:right w:w="120" w:type="dxa"/>
+            </w:tcMar>
+          </w:tcPr>
+          <w:p>
+            <w:r>
+              <w:rPr>
+                <w:sz w:val="19"/>
+              </w:rPr>
+              <w:t>Yêu cầu hoàn trả tiền cọc tức thì và cập nhật lại trạng thái xe thời gian thực trên st.session_state.</w:t>
             </w:r>
           </w:p>
         </w:tc>

--- a/docs/diagrams/Use-case detail-scenario/SS1/UC_SS1_NguyenThanhDat.docx
+++ b/docs/diagrams/Use-case detail-scenario/SS1/UC_SS1_NguyenThanhDat.docx
@@ -397,7 +397,7 @@
               </w:rPr>
               <w:t>Primary: Sinh viên ĐHQG-HCM (Student End-User).</w:t>
               <w:br/>
-              <w:t>Secondary: Cảm biến IoT xe/trạm, Khóa thông minh (Smart Lock), Ví điện tử nội bộ, Bộ nhớ tạm st.session_state.</w:t>
+              <w:t>Secondary: Cổng xác thực VNU-SSO, Tài khoản &amp; Ví điện tử nội bộ (st.session_state["current_user"]), Khóa thông minh IoT trên xe (Smart Lock), Cảm biến trạm Hub.</w:t>
             </w:r>
           </w:p>
         </w:tc>
@@ -440,7 +440,7 @@
               <w:rPr>
                 <w:sz w:val="19"/>
               </w:rPr>
-              <w:t>Sinh viên tra cứu vị trí Hub, lọc xe theo mức pin (SoC &gt; 20%), chọn loại xe, xem dự toán phí thuê, áp dụng mã ưu đãi voucher, đặt cọc giữ xe trong 15 phút qua ví điện tử. Khi đến Hub xuất phát, sinh viên quét mã QR/nhập mã PIN trên xe để Nhận xe (Pick-up), hệ thống xác thực và mở khóa xe, chuyển trạng thái sang IN_USE và bắt đầu tính thời gian hành trình.</w:t>
+              <w:t>Sinh viên đăng nhập hệ thống qua VNU-SSO, tra cứu vị trí Hub, lọc xe theo mức pin (SoC &gt; 20%), chọn loại xe, xem dự toán phí thuê, áp dụng mã ưu đãi voucher sinh viên, khóa tiền cọc giữ xe trong 15 phút qua ví điện tử nội bộ. Khi đến Hub xuất phát, sinh viên quét mã QR hoặc nhập mã PIN trên xe để Nhận xe (Pick-up), hệ thống xác thực và mở khóa xe qua IoT, chuyển trạng thái sang IN_USE và bắt đầu tính thời gian hành trình.</w:t>
             </w:r>
           </w:p>
         </w:tc>
@@ -526,13 +526,13 @@
               <w:rPr>
                 <w:sz w:val="19"/>
               </w:rPr>
-              <w:t>1. Sinh viên đã đăng nhập tài khoản hợp lệ có liên kết Ví điện tử sinh viên.</w:t>
+              <w:t>1. Sinh viên đã xác thực danh tính qua Cổng xác thực VNU-SSO, tài khoản hợp lệ với phân quyền vai trò student (st.session_state["current_user"]["role"] == "student").</w:t>
               <w:br/>
               <w:br/>
-              <w:t xml:space="preserve">        2. Hub xuất phát còn ít nhất 01 phương tiện khả dụng ở trạng thái AVAILABLE.</w:t>
+              <w:t xml:space="preserve">        2. Số dư khả dụng trong ví điện tử sinh viên ≥ 50,000 VNĐ (st.session_state["current_user"]["wallet_balance"] ≥ 50000) để bảo đảm khả năng tạm khóa tiền cọc giữ chỗ 15 phút.</w:t>
               <w:br/>
               <w:br/>
-              <w:t xml:space="preserve">        3. Số dư ví điện tử của sinh viên ≥ số tiền cọc giữ chỗ tối thiểu theo quy định.</w:t>
+              <w:t xml:space="preserve">        3. Hub xuất phát còn ít nhất 01 phương tiện khả dụng ở trạng thái AVAILABLE.</w:t>
             </w:r>
           </w:p>
         </w:tc>
@@ -575,13 +575,13 @@
               <w:rPr>
                 <w:sz w:val="19"/>
               </w:rPr>
-              <w:t>1. Khi cọc giữ chỗ: Xe chuyển sang RESERVED trong 15 phút, tài khoản ví tạm khóa tiền cọc giữ chỗ.</w:t>
+              <w:t>1. Khi cọc giữ chỗ: Phương tiện chuyển sang trạng thái RESERVED trong 15 phút, số tiền cọc 50,000 VNĐ được tạm khóa trong ví điện tử (chuyển sang locked_balance).</w:t>
               <w:br/>
               <w:br/>
-              <w:t xml:space="preserve">        2. Khi nhận xe thành công: Xe chuyển trạng thái sang IN_USE, khóa thông minh trên xe tự động mở chốt an toàn.</w:t>
+              <w:t xml:space="preserve">        2. Khi nhận xe thành công: Phương tiện chuyển trạng thái sang IN_USE, khóa thông minh trên xe tự động mở chốt an toàn thông qua tín hiệu IoT.</w:t>
               <w:br/>
               <w:br/>
-              <w:t xml:space="preserve">        3. Đồng hồ đếm thời gian chuyến đi bắt đầu hoạt động trên ứng dụng.</w:t>
+              <w:t xml:space="preserve">        3. Đồng hồ đếm thời gian chuyến đi bắt đầu hoạt động trên giao diện ứng dụng di động.</w:t>
               <w:br/>
               <w:br/>
               <w:t xml:space="preserve">        4. Dashboard vận hành (SS3) cập nhật giảm 01 xe khả dụng tại Hub xuất phát.</w:t>
@@ -627,19 +627,19 @@
               <w:rPr>
                 <w:sz w:val="19"/>
               </w:rPr>
-              <w:t>1. Sinh viên mở ứng dụng, chọn Hub xuất phát mong muốn.</w:t>
+              <w:t>1. Sinh viên mở ứng dụng di động, hệ thống xác thực phiên làm việc người dùng st.session_state["current_user"] qua Cổng VNU-SSO và tải danh sách Hub.</w:t>
               <w:br/>
               <w:br/>
-              <w:t xml:space="preserve">        2. Hệ thống hiển thị danh sách xe khả dụng tại Hub kèm mức pin (% SoC), loại xe (đạp điện / máy điện) và bảng giá thuê niêm yết (VNĐ/phút, miễn phí 30 phút đầu cho sinh viên ĐHQG-HCM).</w:t>
+              <w:t xml:space="preserve">        2. Sinh viên chọn Hub xuất phát mong muốn; hệ thống hiển thị danh sách xe khả dụng tại Hub kèm mức pin (% SoC), loại xe (đạp điện / máy điện) và bảng giá thuê niêm yết (miễn phí 30 phút đầu cho sinh viên ĐHQG-HCM, 1,000 VNĐ/phút tiếp theo).</w:t>
               <w:br/>
               <w:br/>
-              <w:t xml:space="preserve">        3. Sinh viên chọn xe ưng ý, nhập Mã giảm giá / Voucher sinh viên (nếu có); hệ thống hiển thị bảng tính phí tạm tính và số tiền cọc giữ chỗ 15 phút.</w:t>
+              <w:t xml:space="preserve">        3. Sinh viên chọn xe ưng ý, nhập Mã giảm giá / Voucher sinh viên (nếu có); hệ thống hiển thị bảng tính phí tạm tính và số tiền cọc giữ chỗ 15 phút (50,000 VNĐ).</w:t>
               <w:br/>
               <w:br/>
-              <w:t xml:space="preserve">        4. Sinh viên nhấn "Xác nhận đặt giữ xe". Hệ thống kiểm tra số dư ví, trừ tiền cọc tạm tính, khóa giữ xe ở trạng thái RESERVED và cấp mã QR/PIN nhận xe kèm đồng hồ đếm ngược 15 phút.</w:t>
+              <w:t xml:space="preserve">        4. Sinh viên nhấn "Xác nhận đặt giữ xe". Hệ thống kiểm tra số dư ví (wallet_balance ≥ 50,000 VNĐ), tạm khóa 50,000 VNĐ tiền cọc vào locked_balance, khóa giữ xe ở trạng thái RESERVED và cấp mã QR/PIN nhận xe kèm đồng hồ đếm ngược 15 phút.</w:t>
               <w:br/>
               <w:br/>
-              <w:t xml:space="preserve">        5. Sinh viên đến Hub xuất phát, mở ứng dụng quét mã QR hoặc nhập mã PIN trên phương tiện.</w:t>
+              <w:t xml:space="preserve">        5. Sinh viên di chuyển đến Hub xuất phát, mở ứng dụng quét mã QR hoặc nhập mã PIN trên phương tiện.</w:t>
               <w:br/>
               <w:br/>
               <w:t xml:space="preserve">        6. Hệ thống xác thực mã trong thời hạn 15 phút, gửi tín hiệu IoT mở khóa chốt an toàn trên xe, chuyển trạng thái xe sang IN_USE và kích hoạt tính thời gian di chuyển thực tế.</w:t>
@@ -731,13 +731,13 @@
               <w:rPr>
                 <w:sz w:val="19"/>
               </w:rPr>
-              <w:t>Exception 1 (Số dư ví không đủ): Tại bước 4, nếu số dư ví &lt; tiền cọc tối thiểu, hệ thống báo lỗi "Số dư không đủ để thực hiện đặt xe" và hướng dẫn nạp tiền.</w:t>
+              <w:t>Exception 1 (Số dư ví không đủ &lt; 50,000 VNĐ): Tại bước 4, nếu wallet_balance &lt; 50000, hệ thống chặn giao dịch, thông báo lỗi "Số dư ví không đủ (tối thiểu 50,000 VNĐ) để đặt cọc giữ xe" và điều hướng sang giao diện nạp tiền ví điện tử.</w:t>
               <w:br/>
               <w:br/>
               <w:t xml:space="preserve">        Exception 2 (Phương tiện vừa bị người khác đặt trước): Tại bước 4, nếu xe vừa chuyển sang RESERVED bởi người dùng khác, hệ thống báo lỗi "Xe không còn khả dụng" và tự động gợi ý phương tiện khác cùng Hub.</w:t>
               <w:br/>
               <w:br/>
-              <w:t xml:space="preserve">        Exception 3 (Hết thời hạn 15 phút giữ chỗ): Nếu quá 15 phút sinh viên không quét mã nhận xe tại Hub, hệ thống tự động hủy giữ chỗ, thu phí phạt giữ chỗ quá giờ (No-show fee) và hoàn trả xe về trạng thái AVAILABLE.</w:t>
+              <w:t xml:space="preserve">        Exception 3 (Hết thời hạn 15 phút giữ chỗ - No-show Penalty): Nếu quá 15 phút sinh viên không quét mã nhận xe tại Hub, hệ thống tự động hủy giữ chỗ, khấu trừ phí phạt giữ chỗ quá giờ (10,000 VNĐ), hoàn lại 40,000 VNĐ về wallet_balance và giải phóng xe về trạng thái AVAILABLE.</w:t>
             </w:r>
           </w:p>
         </w:tc>
@@ -780,7 +780,7 @@
               <w:rPr>
                 <w:sz w:val="19"/>
               </w:rPr>
-              <w:t>Thời gian xử lý mở khóa IoT &lt; 1.5s; Giao diện tối ưu di động; Đồng bộ trạng thái xe thời gian thực với Dashboard Operator (SS3).</w:t>
+              <w:t>Thời gian phản hồi mở khóa qua IoT &lt; 1.5s; Tối ưu giao diện di động; Đồng bộ trạng thái xe thời gian thực với Dashboard Operator (SS3).</w:t>
             </w:r>
           </w:p>
         </w:tc>
@@ -1145,7 +1145,7 @@
               </w:rPr>
               <w:t>Primary: Sinh viên ĐHQG-HCM (Student End-User).</w:t>
               <w:br/>
-              <w:t>Secondary: Cảm biến IoT vị trí đỗ / trụ sạc, Khóa thông minh trên xe, Ví điện tử nội bộ, Bộ nhớ tạm st.session_state.</w:t>
+              <w:t>Secondary: Cảm biến IoT vị trí đỗ / trụ sạc, Khóa thông minh trên xe, Cổng xác thực VNU-SSO, Cổng thanh toán &amp; Ví điện tử nội bộ (st.session_state["current_user"]).</w:t>
             </w:r>
           </w:p>
         </w:tc>
@@ -1188,7 +1188,7 @@
               <w:rPr>
                 <w:sz w:val="19"/>
               </w:rPr>
-              <w:t>Sinh viên đang sử dụng xe điện di chuyển đến Hub điểm đến, đưa xe vào vị trí đỗ/trụ sạc và xác nhận trả xe trên ứng dụng. Hệ thống xác nhận vị trí hợp lệ, khóa chốt xe thông minh, giải phóng xe về trạng thái AVAILABLE tại Hub đích, cập nhật số chỗ đỗ khả dụng, chốt tổng thời gian di chuyển, tự động tính phí thuê thực tế (sau 30 phút miễn phí), hoàn trả phần tiền cọc còn lại vào ví điện tử và xuất hóa đơn điện tử (e-invoice).</w:t>
+              <w:t>Sinh viên đang sử dụng xe điện di chuyển đến Hub điểm đến, đưa xe vào vị trí đỗ/trụ sạc và xác nhận trả xe trên ứng dụng. Hệ thống xác nhận vị trí hợp lệ qua Geofencing, khóa chốt xe thông minh qua IoT, giải phóng xe về trạng thái AVAILABLE tại Hub đích, cập nhật số chỗ đỗ khả dụng, chốt tổng thời gian di chuyển, tự động tính phí thuê thực tế (sau 30 phút miễn phí), quyết toán khấu trừ vào khoản cọc và hoàn trả phần tiền cọc thừa vào ví điện tử st.session_state["current_user"]["wallet_balance"] kèm xuất hóa đơn điện tử (e-invoice).</w:t>
             </w:r>
           </w:p>
         </w:tc>
@@ -1274,7 +1274,7 @@
               <w:rPr>
                 <w:sz w:val="19"/>
               </w:rPr>
-              <w:t>1. Sinh viên đang trong một chuyến đi hợp lệ với phương tiện ở trạng thái IN_USE.</w:t>
+              <w:t>1. Sinh viên đã đăng nhập tài khoản ĐHQG-HCM hợp lệ qua VNU-SSO (st.session_state["current_user"]), đang trong một chuyến đi hợp lệ với phương tiện ở trạng thái IN_USE.</w:t>
               <w:br/>
               <w:br/>
               <w:t xml:space="preserve">        2. Phương tiện đã được định vị nằm trong phạm vi địa lý (Geofencing) của một Hub thuộc mạng lưới ĐHQG-HCM.</w:t>
@@ -1326,13 +1326,13 @@
               <w:t>1. Trạng thái phương tiện chuyển từ IN_USE sang AVAILABLE tại Hub đích.</w:t>
               <w:br/>
               <w:br/>
-              <w:t xml:space="preserve">        2. Khóa thông minh trên xe tự động đóng chốt an toàn; cảm biến vị trí đỗ ghi nhận xe đã neo đỗ.</w:t>
+              <w:t xml:space="preserve">        2. Khóa thông minh trên xe tự động đóng chốt an toàn; cảm biến vị trí đỗ ghi nhận xe đã neo đỗ thành công.</w:t>
               <w:br/>
               <w:br/>
               <w:t xml:space="preserve">        3. Số lượng chỗ đỗ khả dụng tại Hub đích tăng thêm 01 slot trên toàn hệ thống.</w:t>
               <w:br/>
               <w:br/>
-              <w:t xml:space="preserve">        4. Ví điện tử quyết toán chi phí thuê thực tế: Trừ phí sử dụng (nếu &gt; 30 phút) và hoàn trả phần tiền cọc còn lại vào ví của sinh viên.</w:t>
+              <w:t xml:space="preserve">        4. Quyết toán chi phí tự động: Khấu trừ tiền phí thuê thực tế (nếu chuyến đi &gt; 30 phút) vào khoản cọc 50,000 VNĐ đang tạm khóa và hoàn trả toàn bộ số tiền cọc thừa vào tài khoản ví điện tử st.session_state["current_user"]["wallet_balance"].</w:t>
               <w:br/>
               <w:br/>
               <w:t xml:space="preserve">        5. Phát hành hóa đơn điện tử (e-invoice) chi tiết lộ trình và gửi thông báo hoàn tất chuyến đi.</w:t>
@@ -1390,16 +1390,16 @@
               <w:t xml:space="preserve">        4. Sinh viên mở ứng dụng Smart E-Mobility Hub và nhấn nút "Hoàn tất trả xe".</w:t>
               <w:br/>
               <w:br/>
-              <w:t xml:space="preserve">        5. Hệ thống gửi lệnh đóng khóa chốt thông minh trên xe, chuyển trạng thái xe từ IN_USE sang AVAILABLE và cập nhật vị trí mới của xe tại Hub đích.</w:t>
+              <w:t xml:space="preserve">        5. Hệ thống gửi lệnh đóng khóa chốt thông minh trên xe qua IoT, chuyển trạng thái xe từ IN_USE sang AVAILABLE và cập nhật vị trí mới của xe tại Hub đích.</w:t>
               <w:br/>
               <w:br/>
-              <w:t xml:space="preserve">        6. Hệ thống chốt tổng thời gian di chuyển thực tế (phút) và tự động tính cước phí chính thức:</w:t>
+              <w:t xml:space="preserve">        6. Hệ thống chốt tổng thời gian di chuyển thực tế (phút) và tự động quyết toán tài chính:</w:t>
               <w:br/>
               <w:br/>
-              <w:t xml:space="preserve">          • &lt;em&gt;Nếu thời gian ≤ 30 phút:&lt;/em&gt; Áp dụng chính sách miễn phí 100% cho SV ĐHQG-HCM; hoàn trả 100% tiền cọc về ví.</w:t>
+              <w:t xml:space="preserve">          • Nếu thời gian ≤ 30 phút: Áp dụng chính sách miễn phí 100% cho SV ĐHQG-HCM; giải phóng toàn bộ 50,000 VNĐ tiền cọc về số dư khả dụng wallet_balance.</w:t>
               <w:br/>
               <w:br/>
-              <w:t xml:space="preserve">          • &lt;em&gt;Nếu thời gian &gt; 30 phút:&lt;/em&gt; Tính phí theo đơn giá phút quy định, khấu trừ trực tiếp vào khoản cọc tạm tính và hoàn trả số tiền thừa (nếu có) về ví điện tử.</w:t>
+              <w:t xml:space="preserve">          • Nếu thời gian &gt; 30 phút: Tính phí theo đơn giá phút quy định, khấu trừ trực tiếp vào khoản cọc tạm tính 50,000 VNĐ và hoàn trả số tiền thừa còn lại về ví điện tử st.session_state["current_user"]["wallet_balance"].</w:t>
               <w:br/>
               <w:br/>
               <w:t xml:space="preserve">        7. Hệ thống cập nhật tăng số chỗ đỗ khả dụng tại Hub đích, hiển thị thông báo "Trả xe thành công" kèm hóa đơn điện tử e-invoice (thời gian, quãng đường, cước phí, tiền hoàn cọc).</w:t>
@@ -1445,7 +1445,7 @@
               <w:rPr>
                 <w:sz w:val="19"/>
               </w:rPr>
-              <w:t>Alternative 1 (Cắm sạc bổ sung khi pin thấp): Tại bước 2, nếu mức pin xe sau hành trình &lt; 20%, hệ thống nhắc sinh viên cắm cáp sạc tại trụ sạc của Hub. Khi phát hiện cắm sạc thành công, hệ thống tự động đưa xe vào hàng đợi sạc thông minh (SS5) và cộng điểm thưởng xanh (Green Points) cho sinh viên.</w:t>
+              <w:t>Alternative 1 (Cắm sạc bổ sung khi pin thấp): Tại bước 2, nếu mức pin xe sau hành trình &lt; 20%, hệ thống nhắc sinh viên cắm cáp sạc tại trụ sạc của Hub. Khi phát hiện cắm sạc thành công, hệ thống tự động đưa xe vào hàng đợi sạc thông minh (SS5) và cộng điểm thưởng xanh (Green Points) vào hồ sơ tài khoản sinh viên.</w:t>
             </w:r>
           </w:p>
         </w:tc>
@@ -1488,10 +1488,10 @@
               <w:rPr>
                 <w:sz w:val="19"/>
               </w:rPr>
-              <w:t>Exception 1 (Hub điểm đến đã lấp đầy 100% chỗ đỗ): Tại bước 1 hoặc 4, nếu Hub đích có available_slots == 0, hệ thống hiển thị cảnh báo đỏ "Hub đã hết chỗ đỗ" và tự động quét gợi ý 02 Hub lân cận gần nhất còn chỗ trống kèm khoảng cách để sinh viên chuyển hướng gửi xe.</w:t>
+              <w:t>Exception 1 (Hub điểm đến đã lấp đầy 100% chỗ đỗ — available_slots == 0): Tại bước 1 hoặc 4, nếu Hub đích có available_slots == 0, hệ thống hiển thị cảnh báo đỏ "Hub đã hết chỗ đỗ" và tự động quét gợi ý 02 Hub lân cận gần nhất còn chỗ trống kèm khoảng cách để sinh viên chuyển hướng gửi xe.</w:t>
               <w:br/>
               <w:br/>
-              <w:t xml:space="preserve">        Exception 2 (Xe chưa vào đúng vị trí đỗ / Ngoài vùng Hub): Tại bước 4, nếu cảm biến IoT và GPS xác định xe chưa nằm trong phạm vi Hub, hệ thống từ chối trả xe và báo lỗi "Vui lòng đưa xe vào đúng khu vực đỗ của Hub để hoàn tất trả xe".</w:t>
+              <w:t xml:space="preserve">        Exception 2 (Xe chưa vào đúng vị trí đỗ / Ngoài vùng Geofence): Tại bước 4, nếu cảm biến IoT và định vị GPS xác định xe chưa nằm trong phạm vi Hub, hệ thống từ chối trả xe và báo lỗi "Vui lòng đưa xe vào đúng khu vực đỗ của Hub để hoàn tất trả xe".</w:t>
               <w:br/>
               <w:br/>
               <w:t xml:space="preserve">        Exception 3 (Lỗi khóa chốt thông minh): Tại bước 5, nếu khóa thông minh báo lỗi không đóng được chốt, hệ thống giữ xe ở trạng thái chờ kiểm tra, thông báo sinh viên kiểm tra vật cản và kích hoạt cảnh báo đến Kỹ thuật viên hiện trường (SS4).</w:t>
@@ -1693,7 +1693,7 @@
               <w:rPr>
                 <w:sz w:val="19"/>
               </w:rPr>
-              <w:t>UC_Huy_Dat_Xe (Hủy đặt xe điện dùng chung)</w:t>
+              <w:t>UC_Huy_Dat_Xe (Hủy đặt xe điện dùng chung &amp; Hoàn cọc tự động)</w:t>
             </w:r>
           </w:p>
         </w:tc>
@@ -1900,9 +1900,9 @@
               <w:rPr>
                 <w:sz w:val="19"/>
               </w:rPr>
-              <w:t>Primary: Sinh viên ĐHQG-HCM.</w:t>
+              <w:t>Primary: Sinh viên ĐHQG-HCM (Student End-User).</w:t>
               <w:br/>
-              <w:t>Secondary: Ví điện tử nội bộ, Bộ nhớ tạm st.session_state.</w:t>
+              <w:t>Secondary: Cổng xác thực VNU-SSO, Ví điện tử nội bộ (st.session_state["current_user"]), Bộ nhớ tạm in-memory.</w:t>
             </w:r>
           </w:p>
         </w:tc>
@@ -1945,7 +1945,7 @@
               <w:rPr>
                 <w:sz w:val="19"/>
               </w:rPr>
-              <w:t>Sinh viên chủ động hủy lệnh giữ chỗ xe đã đặt trước đó khi thay đổi kế hoạch di chuyển, giúp giải phóng phương tiện cho người dùng khác và nhận hoàn lại 100% tiền cọc/tạm tính theo quy định.</w:t>
+              <w:t>Sinh viên chủ động hủy lệnh giữ chỗ xe đã đặt trước đó khi thay đổi kế hoạch di chuyển trong thời hạn 15 phút, giúp giải phóng phương tiện cho người dùng khác và nhận hoàn lại 100% tiền cọc 50,000 VNĐ đã tạm khóa về số dư khả dụng của ví điện tử.</w:t>
             </w:r>
           </w:p>
         </w:tc>
@@ -2031,7 +2031,10 @@
               <w:rPr>
                 <w:sz w:val="19"/>
               </w:rPr>
-              <w:t>Sinh viên đang có 01 lệnh giữ chỗ ở trạng thái RESERVED còn trong thời hạn 15 phút (chưa quét mã nhận xe).</w:t>
+              <w:t>1. Sinh viên đã xác thực tài khoản ĐHQG-HCM qua VNU-SSO (st.session_state["current_user"]).</w:t>
+              <w:br/>
+              <w:br/>
+              <w:t xml:space="preserve">        2. Sinh viên đang có 01 lệnh giữ chỗ ở trạng thái RESERVED còn trong thời hạn 15 phút (chưa quét mã nhận xe).</w:t>
             </w:r>
           </w:p>
         </w:tc>
@@ -2077,13 +2080,13 @@
               <w:t>1. Lệnh giữ chỗ chuyển sang trạng thái CANCELLED.</w:t>
               <w:br/>
               <w:br/>
-              <w:t xml:space="preserve">        2. Xe điện được hoàn trả trạng thái AVAILABLE trên mạng lưới.</w:t>
+              <w:t xml:space="preserve">        2. Phương tiện được hoàn trả trạng thái AVAILABLE trên mạng lưới Hub.</w:t>
               <w:br/>
               <w:br/>
-              <w:t xml:space="preserve">        3. Số lượng xe khả dụng tại Hub xuất phát được cộng lại 01 xe trên Dashboard.</w:t>
+              <w:t xml:space="preserve">        3. Số lượng xe khả dụng tại Hub xuất phát được cộng lại 01 xe trên Dashboard giám sát (SS3).</w:t>
               <w:br/>
               <w:br/>
-              <w:t xml:space="preserve">        4. Hoàn lại 100% số tiền cọc đã khóa về Ví điện tử của sinh viên.</w:t>
+              <w:t xml:space="preserve">        4. Tự động hoàn lại 100% số tiền cọc (50,000 VNĐ) đang khóa về số dư khả dụng ví điện tử st.session_state["current_user"]["wallet_balance"].</w:t>
             </w:r>
           </w:p>
         </w:tc>
@@ -2126,19 +2129,19 @@
               <w:rPr>
                 <w:sz w:val="19"/>
               </w:rPr>
-              <w:t>1. Sinh viên truy cập mục "Lịch giữ chỗ của tôi" trên ứng dụng.</w:t>
+              <w:t>1. Sinh viên truy cập mục "Lịch giữ chỗ của tôi" trên ứng dụng di động.</w:t>
               <w:br/>
               <w:br/>
-              <w:t xml:space="preserve">        2. Sinh viên chọn lệnh đặt xe hiện tại và nhấn "Hủy giữ chỗ".</w:t>
+              <w:t xml:space="preserve">        2. Sinh viên chọn lệnh đặt xe hiện tại và nhấn nút "Hủy giữ chỗ".</w:t>
               <w:br/>
               <w:br/>
-              <w:t xml:space="preserve">        3. Hệ thống hiển thị hộp thoại xác nhận hủy lệnh kèm thông báo hoàn lại 100% tiền cọc.</w:t>
+              <w:t xml:space="preserve">        3. Hệ thống kiểm tra thời hạn đếm ngược (còn trong 15 phút), hiển thị hộp thoại xác nhận hủy lệnh kèm thông báo cam kết hoàn lại 100% tiền cọc (50,000 VNĐ).</w:t>
               <w:br/>
               <w:br/>
               <w:t xml:space="preserve">        4. Sinh viên chọn "Đồng ý hủy".</w:t>
               <w:br/>
               <w:br/>
-              <w:t xml:space="preserve">        5. Hệ thống chuyển trạng thái xe về AVAILABLE, hoàn lại 100% tiền cọc vào ví điện tử và gửi thông báo hủy thành công.</w:t>
+              <w:t xml:space="preserve">        5. Hệ thống chuyển trạng thái xe về AVAILABLE, giải phóng 50,000 VNĐ từ locked_balance trở về wallet_balance và gửi thông báo hủy thành công kèm biến động số dư ví.</w:t>
             </w:r>
           </w:p>
         </w:tc>
@@ -2181,7 +2184,7 @@
               <w:rPr>
                 <w:sz w:val="19"/>
               </w:rPr>
-              <w:t>Alternative 1 (Hủy giữ chỗ &amp; Tìm xe tại Hub lân cận): Tại bước 3, sinh viên chọn "Hủy &amp; Tìm Hub khác". Hệ thống thực hiện hủy giữ chỗ, hoàn cọc và tự động chuyển hướng giao diện sang danh sách xe tại Hub lân cận gần nhất.</w:t>
+              <w:t>Alternative 1 (Hủy giữ chỗ &amp; Chuyển sang tìm xe tại Hub lân cận): Tại bước 3, sinh viên chọn "Hủy &amp; Tìm Hub khác". Hệ thống thực hiện hủy giữ chỗ, hoàn cọc 100% và tự động chuyển hướng giao diện sang danh sách xe tại Hub lân cận gần nhất.</w:t>
             </w:r>
           </w:p>
         </w:tc>
@@ -2224,10 +2227,10 @@
               <w:rPr>
                 <w:sz w:val="19"/>
               </w:rPr>
-              <w:t>Exception 1 (Lệnh đặt đã chuyển sang IN_USE hoặc hết hạn): Tại bước 2, nếu xe đã quét mã nhận hoặc lệnh đặt bị hủy tự động do quá 15 phút, hệ thống báo lỗi "Không thể hủy lệnh đặt ở trạng thái hiện tại".</w:t>
+              <w:t>Exception 1 (Lệnh đặt đã chuyển sang IN_USE hoặc đã hết hạn): Tại bước 2, nếu xe đã quét mã nhận hoặc lệnh đặt bị hủy tự động do quá 15 phút, hệ thống báo lỗi "Không thể hủy lệnh đặt ở trạng thái hiện tại".</w:t>
               <w:br/>
               <w:br/>
-              <w:t xml:space="preserve">        Exception 2 (Hủy muộn do quá hạn giữ chỗ 15 phút - No-show Penalty): Quá thời gian giữ chỗ 15 phút không nhận xe, hệ thống tự động hủy và khấu trừ phí phạt giữ chỗ theo quy định, số tiền cọc còn lại mới được hoàn về ví sinh viên.</w:t>
+              <w:t xml:space="preserve">        Exception 2 (Hủy muộn do quá hạn giữ chỗ 15 phút - No-show Penalty): Nếu quá 15 phút giữ chỗ mà sinh viên không nhận xe, hệ thống tự động hủy và khấu trừ phí phạt giữ chỗ theo quy định (10,000 VNĐ), số tiền cọc còn lại (40,000 VNĐ) mới được hoàn về ví sinh viên.</w:t>
             </w:r>
           </w:p>
         </w:tc>
@@ -2270,7 +2273,7 @@
               <w:rPr>
                 <w:sz w:val="19"/>
               </w:rPr>
-              <w:t>Yêu cầu hoàn trả tiền cọc tức thì và cập nhật lại trạng thái xe thời gian thực trên st.session_state.</w:t>
+              <w:t>Yêu cầu hoàn trả tiền cọc tức thì (&lt; 1.0s) và cập nhật lại trạng thái xe thời gian thực trên st.session_state.</w:t>
             </w:r>
           </w:p>
         </w:tc>
